--- a/기업/총무·행정/출입증 신청서.docx
+++ b/기업/총무·행정/출입증 신청서.docx
@@ -4,7 +4,7 @@
   <w:body>
     <w:p>
       <w:pPr>
-        <w:spacing w:after="26" w:before="0" w:line="312" w:lineRule="auto"/>
+        <w:spacing w:after="37" w:before="0" w:line="312" w:lineRule="auto"/>
         <w:jc w:val="center"/>
       </w:pPr>
       <w:r>
@@ -19,7 +19,7 @@
     </w:p>
     <w:p>
       <w:pPr>
-        <w:spacing w:after="66" w:before="0" w:line="312" w:lineRule="auto"/>
+        <w:spacing w:after="92" w:before="0" w:line="312" w:lineRule="auto"/>
         <w:jc w:val="left"/>
         <w:pBdr>
           <w:bottom w:val="single" w:sz="14" w:space="2" w:color="24384F"/>
@@ -49,7 +49,7 @@
       </w:tblGrid>
       <w:tr>
         <w:trPr>
-          <w:trHeight w:val="299" w:hRule="atLeast"/>
+          <w:trHeight w:val="417" w:hRule="atLeast"/>
         </w:trPr>
         <w:tc>
           <w:tcPr>
@@ -165,7 +165,7 @@
       </w:tr>
       <w:tr>
         <w:trPr>
-          <w:trHeight w:val="299" w:hRule="atLeast"/>
+          <w:trHeight w:val="417" w:hRule="atLeast"/>
         </w:trPr>
         <w:tc>
           <w:tcPr>
@@ -280,7 +280,7 @@
       </w:tr>
       <w:tr>
         <w:trPr>
-          <w:trHeight w:val="299" w:hRule="atLeast"/>
+          <w:trHeight w:val="417" w:hRule="atLeast"/>
         </w:trPr>
         <w:tc>
           <w:tcPr>
@@ -396,7 +396,7 @@
     </w:tbl>
     <w:p>
       <w:pPr>
-        <w:spacing w:after="26" w:before="0" w:line="312" w:lineRule="auto"/>
+        <w:spacing w:after="37" w:before="0" w:line="312" w:lineRule="auto"/>
         <w:jc w:val="left"/>
       </w:pPr>
       <w:r>
@@ -409,7 +409,7 @@
     </w:p>
     <w:p>
       <w:pPr>
-        <w:spacing w:after="26" w:before="53" w:line="312" w:lineRule="auto"/>
+        <w:spacing w:after="37" w:before="74" w:line="312" w:lineRule="auto"/>
         <w:jc w:val="left"/>
         <w:pBdr>
           <w:bottom w:val="single" w:sz="6" w:space="2" w:color="C9D2DD"/>
@@ -452,7 +452,7 @@
       </w:tblGrid>
       <w:tr>
         <w:trPr>
-          <w:trHeight w:val="299" w:hRule="atLeast"/>
+          <w:trHeight w:val="417" w:hRule="atLeast"/>
         </w:trPr>
         <w:tc>
           <w:tcPr>
@@ -631,7 +631,7 @@
       </w:tr>
       <w:tr>
         <w:trPr>
-          <w:trHeight w:val="299" w:hRule="atLeast"/>
+          <w:trHeight w:val="417" w:hRule="atLeast"/>
         </w:trPr>
         <w:tc>
           <w:tcPr>
@@ -647,7 +647,7 @@
           <w:p>
             <w:pPr>
               <w:spacing w:after="0" w:line="312" w:lineRule="auto"/>
-              <w:jc w:val="left"/>
+              <w:jc w:val="center"/>
             </w:pPr>
             <w:r/>
             <w:r>
@@ -673,7 +673,7 @@
           <w:p>
             <w:pPr>
               <w:spacing w:after="0" w:line="312" w:lineRule="auto"/>
-              <w:jc w:val="left"/>
+              <w:jc w:val="center"/>
             </w:pPr>
             <w:r/>
             <w:r>
@@ -699,7 +699,7 @@
           <w:p>
             <w:pPr>
               <w:spacing w:after="0" w:line="312" w:lineRule="auto"/>
-              <w:jc w:val="left"/>
+              <w:jc w:val="center"/>
             </w:pPr>
             <w:r/>
             <w:r>
@@ -725,7 +725,7 @@
           <w:p>
             <w:pPr>
               <w:spacing w:after="0" w:line="312" w:lineRule="auto"/>
-              <w:jc w:val="left"/>
+              <w:jc w:val="center"/>
             </w:pPr>
             <w:r/>
             <w:r>
@@ -751,7 +751,7 @@
           <w:p>
             <w:pPr>
               <w:spacing w:after="0" w:line="312" w:lineRule="auto"/>
-              <w:jc w:val="left"/>
+              <w:jc w:val="center"/>
             </w:pPr>
             <w:r/>
             <w:r>
@@ -777,7 +777,7 @@
           <w:p>
             <w:pPr>
               <w:spacing w:after="0" w:line="312" w:lineRule="auto"/>
-              <w:jc w:val="left"/>
+              <w:jc w:val="center"/>
             </w:pPr>
             <w:r/>
             <w:r>
@@ -792,7 +792,7 @@
       </w:tr>
       <w:tr>
         <w:trPr>
-          <w:trHeight w:val="299" w:hRule="atLeast"/>
+          <w:trHeight w:val="417" w:hRule="atLeast"/>
         </w:trPr>
         <w:tc>
           <w:tcPr>
@@ -808,7 +808,7 @@
           <w:p>
             <w:pPr>
               <w:spacing w:after="0" w:line="312" w:lineRule="auto"/>
-              <w:jc w:val="left"/>
+              <w:jc w:val="center"/>
             </w:pPr>
             <w:r/>
             <w:r>
@@ -834,7 +834,7 @@
           <w:p>
             <w:pPr>
               <w:spacing w:after="0" w:line="312" w:lineRule="auto"/>
-              <w:jc w:val="left"/>
+              <w:jc w:val="center"/>
             </w:pPr>
             <w:r/>
             <w:r>
@@ -860,7 +860,7 @@
           <w:p>
             <w:pPr>
               <w:spacing w:after="0" w:line="312" w:lineRule="auto"/>
-              <w:jc w:val="left"/>
+              <w:jc w:val="center"/>
             </w:pPr>
             <w:r/>
             <w:r>
@@ -886,7 +886,7 @@
           <w:p>
             <w:pPr>
               <w:spacing w:after="0" w:line="312" w:lineRule="auto"/>
-              <w:jc w:val="left"/>
+              <w:jc w:val="center"/>
             </w:pPr>
             <w:r/>
             <w:r>
@@ -912,7 +912,7 @@
           <w:p>
             <w:pPr>
               <w:spacing w:after="0" w:line="312" w:lineRule="auto"/>
-              <w:jc w:val="left"/>
+              <w:jc w:val="center"/>
             </w:pPr>
             <w:r/>
             <w:r>
@@ -938,7 +938,7 @@
           <w:p>
             <w:pPr>
               <w:spacing w:after="0" w:line="312" w:lineRule="auto"/>
-              <w:jc w:val="left"/>
+              <w:jc w:val="center"/>
             </w:pPr>
             <w:r/>
             <w:r>
@@ -953,7 +953,7 @@
       </w:tr>
       <w:tr>
         <w:trPr>
-          <w:trHeight w:val="299" w:hRule="atLeast"/>
+          <w:trHeight w:val="417" w:hRule="atLeast"/>
         </w:trPr>
         <w:tc>
           <w:tcPr>
@@ -969,7 +969,7 @@
           <w:p>
             <w:pPr>
               <w:spacing w:after="0" w:line="312" w:lineRule="auto"/>
-              <w:jc w:val="left"/>
+              <w:jc w:val="center"/>
             </w:pPr>
             <w:r/>
             <w:r>
@@ -995,7 +995,7 @@
           <w:p>
             <w:pPr>
               <w:spacing w:after="0" w:line="312" w:lineRule="auto"/>
-              <w:jc w:val="left"/>
+              <w:jc w:val="center"/>
             </w:pPr>
             <w:r/>
             <w:r>
@@ -1021,7 +1021,7 @@
           <w:p>
             <w:pPr>
               <w:spacing w:after="0" w:line="312" w:lineRule="auto"/>
-              <w:jc w:val="left"/>
+              <w:jc w:val="center"/>
             </w:pPr>
             <w:r/>
             <w:r>
@@ -1047,7 +1047,7 @@
           <w:p>
             <w:pPr>
               <w:spacing w:after="0" w:line="312" w:lineRule="auto"/>
-              <w:jc w:val="left"/>
+              <w:jc w:val="center"/>
             </w:pPr>
             <w:r/>
             <w:r>
@@ -1073,7 +1073,7 @@
           <w:p>
             <w:pPr>
               <w:spacing w:after="0" w:line="312" w:lineRule="auto"/>
-              <w:jc w:val="left"/>
+              <w:jc w:val="center"/>
             </w:pPr>
             <w:r/>
             <w:r>
@@ -1099,7 +1099,7 @@
           <w:p>
             <w:pPr>
               <w:spacing w:after="0" w:line="312" w:lineRule="auto"/>
-              <w:jc w:val="left"/>
+              <w:jc w:val="center"/>
             </w:pPr>
             <w:r/>
             <w:r>
@@ -1114,7 +1114,7 @@
       </w:tr>
       <w:tr>
         <w:trPr>
-          <w:trHeight w:val="299" w:hRule="atLeast"/>
+          <w:trHeight w:val="417" w:hRule="atLeast"/>
         </w:trPr>
         <w:tc>
           <w:tcPr>
@@ -1130,7 +1130,7 @@
           <w:p>
             <w:pPr>
               <w:spacing w:after="0" w:line="312" w:lineRule="auto"/>
-              <w:jc w:val="left"/>
+              <w:jc w:val="center"/>
             </w:pPr>
             <w:r/>
             <w:r>
@@ -1156,7 +1156,7 @@
           <w:p>
             <w:pPr>
               <w:spacing w:after="0" w:line="312" w:lineRule="auto"/>
-              <w:jc w:val="left"/>
+              <w:jc w:val="center"/>
             </w:pPr>
             <w:r/>
             <w:r>
@@ -1182,7 +1182,7 @@
           <w:p>
             <w:pPr>
               <w:spacing w:after="0" w:line="312" w:lineRule="auto"/>
-              <w:jc w:val="left"/>
+              <w:jc w:val="center"/>
             </w:pPr>
             <w:r/>
             <w:r>
@@ -1208,7 +1208,7 @@
           <w:p>
             <w:pPr>
               <w:spacing w:after="0" w:line="312" w:lineRule="auto"/>
-              <w:jc w:val="left"/>
+              <w:jc w:val="center"/>
             </w:pPr>
             <w:r/>
             <w:r>
@@ -1234,7 +1234,7 @@
           <w:p>
             <w:pPr>
               <w:spacing w:after="0" w:line="312" w:lineRule="auto"/>
-              <w:jc w:val="left"/>
+              <w:jc w:val="center"/>
             </w:pPr>
             <w:r/>
             <w:r>
@@ -1260,7 +1260,7 @@
           <w:p>
             <w:pPr>
               <w:spacing w:after="0" w:line="312" w:lineRule="auto"/>
-              <w:jc w:val="left"/>
+              <w:jc w:val="center"/>
             </w:pPr>
             <w:r/>
             <w:r>
@@ -1276,7 +1276,7 @@
     </w:tbl>
     <w:p>
       <w:pPr>
-        <w:spacing w:after="26" w:before="0" w:line="312" w:lineRule="auto"/>
+        <w:spacing w:after="37" w:before="0" w:line="312" w:lineRule="auto"/>
         <w:jc w:val="left"/>
       </w:pPr>
       <w:r>
@@ -1289,7 +1289,7 @@
     </w:p>
     <w:p>
       <w:pPr>
-        <w:spacing w:after="26" w:before="53" w:line="312" w:lineRule="auto"/>
+        <w:spacing w:after="37" w:before="74" w:line="312" w:lineRule="auto"/>
         <w:jc w:val="left"/>
         <w:pBdr>
           <w:bottom w:val="single" w:sz="6" w:space="2" w:color="C9D2DD"/>
@@ -1330,7 +1330,7 @@
       </w:tblGrid>
       <w:tr>
         <w:trPr>
-          <w:trHeight w:val="299" w:hRule="atLeast"/>
+          <w:trHeight w:val="417" w:hRule="atLeast"/>
         </w:trPr>
         <w:tc>
           <w:tcPr>
@@ -1447,7 +1447,7 @@
       </w:tr>
       <w:tr>
         <w:trPr>
-          <w:trHeight w:val="299" w:hRule="atLeast"/>
+          <w:trHeight w:val="417" w:hRule="atLeast"/>
         </w:trPr>
         <w:tc>
           <w:tcPr>
@@ -1508,7 +1508,7 @@
       </w:tr>
       <w:tr>
         <w:trPr>
-          <w:trHeight w:val="299" w:hRule="atLeast"/>
+          <w:trHeight w:val="417" w:hRule="atLeast"/>
         </w:trPr>
         <w:tc>
           <w:tcPr>
@@ -1623,7 +1623,7 @@
       </w:tr>
       <w:tr>
         <w:trPr>
-          <w:trHeight w:val="299" w:hRule="atLeast"/>
+          <w:trHeight w:val="417" w:hRule="atLeast"/>
         </w:trPr>
         <w:tc>
           <w:tcPr>
@@ -1685,7 +1685,7 @@
     </w:tbl>
     <w:p>
       <w:pPr>
-        <w:spacing w:after="26" w:before="0" w:line="312" w:lineRule="auto"/>
+        <w:spacing w:after="37" w:before="0" w:line="312" w:lineRule="auto"/>
         <w:jc w:val="left"/>
       </w:pPr>
       <w:r>
@@ -1698,7 +1698,7 @@
     </w:p>
     <w:p>
       <w:pPr>
-        <w:spacing w:after="26" w:before="0" w:line="312" w:lineRule="auto"/>
+        <w:spacing w:after="37" w:before="0" w:line="312" w:lineRule="auto"/>
         <w:ind w:left="170"/>
         <w:jc w:val="left"/>
       </w:pPr>
@@ -1713,7 +1713,7 @@
     </w:p>
     <w:p>
       <w:pPr>
-        <w:spacing w:after="26" w:before="0" w:line="312" w:lineRule="auto"/>
+        <w:spacing w:after="37" w:before="0" w:line="312" w:lineRule="auto"/>
         <w:ind w:left="170"/>
         <w:jc w:val="left"/>
       </w:pPr>
@@ -1728,7 +1728,7 @@
     </w:p>
     <w:p>
       <w:pPr>
-        <w:spacing w:after="26" w:before="0" w:line="312" w:lineRule="auto"/>
+        <w:spacing w:after="37" w:before="0" w:line="312" w:lineRule="auto"/>
         <w:ind w:left="170"/>
         <w:jc w:val="left"/>
       </w:pPr>
@@ -1757,7 +1757,7 @@
       </w:tblGrid>
       <w:tr>
         <w:trPr>
-          <w:trHeight w:val="299" w:hRule="atLeast"/>
+          <w:trHeight w:val="417" w:hRule="atLeast"/>
         </w:trPr>
         <w:tc>
           <w:tcPr>
@@ -1873,7 +1873,7 @@
     </w:tbl>
     <w:p>
       <w:pPr>
-        <w:spacing w:after="26" w:before="0" w:line="312" w:lineRule="auto"/>
+        <w:spacing w:after="37" w:before="0" w:line="312" w:lineRule="auto"/>
         <w:jc w:val="left"/>
       </w:pPr>
       <w:r>
@@ -1886,7 +1886,7 @@
     </w:p>
     <w:p>
       <w:pPr>
-        <w:spacing w:after="53" w:before="0" w:line="312" w:lineRule="auto"/>
+        <w:spacing w:after="74" w:before="0" w:line="312" w:lineRule="auto"/>
         <w:jc w:val="center"/>
       </w:pPr>
       <w:r>
@@ -1900,7 +1900,7 @@
     </w:p>
     <w:p>
       <w:pPr>
-        <w:spacing w:after="53" w:before="53" w:line="312" w:lineRule="auto"/>
+        <w:spacing w:after="74" w:before="74" w:line="312" w:lineRule="auto"/>
         <w:jc w:val="center"/>
       </w:pPr>
       <w:r>
@@ -1914,7 +1914,7 @@
     </w:p>
     <w:p>
       <w:pPr>
-        <w:spacing w:after="53" w:before="0" w:line="312" w:lineRule="auto"/>
+        <w:spacing w:after="74" w:before="0" w:line="312" w:lineRule="auto"/>
         <w:jc w:val="right"/>
       </w:pPr>
       <w:r>
@@ -1928,7 +1928,7 @@
     </w:p>
     <w:p>
       <w:pPr>
-        <w:spacing w:after="26" w:before="53" w:line="312" w:lineRule="auto"/>
+        <w:spacing w:after="37" w:before="74" w:line="312" w:lineRule="auto"/>
         <w:jc w:val="left"/>
         <w:pBdr>
           <w:bottom w:val="single" w:sz="6" w:space="2" w:color="C9D2DD"/>
@@ -1970,7 +1970,7 @@
       </w:tblGrid>
       <w:tr>
         <w:trPr>
-          <w:trHeight w:val="598" w:hRule="atLeast"/>
+          <w:trHeight w:val="834" w:hRule="atLeast"/>
         </w:trPr>
         <w:tc>
           <w:tcPr>
@@ -2112,7 +2112,7 @@
       </w:tr>
       <w:tr>
         <w:trPr>
-          <w:trHeight w:val="598" w:hRule="atLeast"/>
+          <w:trHeight w:val="834" w:hRule="atLeast"/>
         </w:trPr>
         <w:tc>
           <w:tcPr>
@@ -2248,7 +2248,7 @@
     </w:tbl>
     <w:p>
       <w:pPr>
-        <w:spacing w:after="26" w:before="0" w:line="312" w:lineRule="auto"/>
+        <w:spacing w:after="37" w:before="0" w:line="312" w:lineRule="auto"/>
         <w:jc w:val="left"/>
       </w:pPr>
       <w:r>
@@ -2261,7 +2261,7 @@
     </w:p>
     <w:p>
       <w:pPr>
-        <w:spacing w:after="0" w:before="40" w:line="312" w:lineRule="auto"/>
+        <w:spacing w:after="0" w:before="55" w:line="312" w:lineRule="auto"/>
         <w:jc w:val="left"/>
       </w:pPr>
       <w:r>
